--- a/document/3 - Cac_luoc_do_usecase_sequence_erd_database_v0.12.docx
+++ b/document/3 - Cac_luoc_do_usecase_sequence_erd_database_v0.12.docx
@@ -255,7 +255,7 @@
                 <w:sz w:val="20"/>
                 <w:szCs w:val="20"/>
               </w:rPr>
-              <w:t>D-11: UC-03, UC-05, UC-05b, UC-13, UC-20, UC-21, UC-22, UC-29 theo quyền sửa của chủ sở hữu và trạng thái duyệt; UC-14 thêm Rút lại; UC-15 thêm Trả lại cho chủ sở hữu và sửa sau khi hủy xuất bản; UC-23 thêm Danh mục gợi ý cho lô và cột category, document_code của metadata.csv.</w:t>
+              <w:t>D-11: UC-03, UC-05, UC-05b, UC-13, UC-20, UC-21, UC-22, UC-29 theo quyền sửa của chủ sở hữu và trạng thái duyệt; UC-14 thêm Rút lại; UC-15 thêm Trả lại cho chủ sở hữu và sửa sau khi hủy xuất bản; UC-23 thêm Danh mục gợi ý cho lô và cột category, document_code của metadata.csv. UC-08b ghi rõ rollback không chịu giới hạn SỬA; UC-16 ghi rõ quyền duyệt mượn giữ theo phòng ban.</w:t>
             </w:r>
           </w:p>
         </w:tc>
@@ -15303,6 +15303,18 @@
               <w:t>1a. Kiểm duyệt viên không thuộc phòng ban của tài liệu (kể cả khi được chia sẻ tài liệu, UC-29) → 403; chỉ Kiểm duyệt viên phòng ban của tài liệu hoặc Admin duyệt và ghi nhận trả.</w:t>
             </w:r>
           </w:p>
+          <w:p>
+            <w:pPr>
+              <w:spacing w:after="60"/>
+            </w:pPr>
+            <w:r>
+              <w:rPr>
+                <w:sz w:val="20"/>
+                <w:szCs w:val="20"/>
+              </w:rPr>
+              <w:t>1b. Quyền duyệt mượn không phụ thuộc trạng thái duyệt của tài liệu và không đổi ở v0.12 (D-11).</w:t>
+            </w:r>
+          </w:p>
         </w:tc>
       </w:tr>
       <w:tr>
@@ -16419,6 +16431,18 @@
                 <w:szCs w:val="20"/>
               </w:rPr>
               <w:t>3b. Loại thao tác không hỗ trợ rollback → 422 ROLLBACK_NOT_SUPPORTED. Hỗ trợ: sửa metadata tài liệu (title, category_id, document_code, is_handwritten, kể cả chấp nhận gợi ý danh mục), sửa/ngừng/kích hoạt danh mục, bản sửa OCR; không hỗ trợ: xóa, purge, duyệt, mượn, người dùng…</w:t>
+            </w:r>
+          </w:p>
+          <w:p>
+            <w:pPr>
+              <w:spacing w:after="60"/>
+            </w:pPr>
+            <w:r>
+              <w:rPr>
+                <w:sz w:val="20"/>
+                <w:szCs w:val="20"/>
+              </w:rPr>
+              <w:t>3c. Rollback không chịu giới hạn SỬA của D-11 (vd. tài liệu đang Nháp của người khác hoặc đã xuất bản vẫn rollback được), có audit (v0.12).</w:t>
             </w:r>
           </w:p>
         </w:tc>
